--- a/downloads/teacher/04 Units/Unit 00 - Launch - Welcome to the FACS Room/Lesson 00.05 - The Room and Lab Agreement and Pre-Assessment.docx
+++ b/downloads/teacher/04 Units/Unit 00 - Launch - Welcome to the FACS Room/Lesson 00.05 - The Room and Lab Agreement and Pre-Assessment.docx
@@ -230,23 +230,41 @@
       <w:r>
         <w:t xml:space="preserve">By the end of this lesson, students will be able to:</w:t>
       </w:r>
-      <w:r>
-        <w:t xml:space="preserve"> </w:t>
-      </w:r>
-      <w:r>
-        <w:t xml:space="preserve">1. (Low) After reading the Room and Lab Agreement, explain any one of its eight sections in their own words and state what happens when it is broken.</w:t>
-      </w:r>
-      <w:r>
-        <w:t xml:space="preserve"> </w:t>
-      </w:r>
-      <w:r>
-        <w:t xml:space="preserve">2. (Mid) Compare the agreement to the team norms from Lesson 0.4 and identify one norm the agreement already covers and one it does not.</w:t>
-      </w:r>
-      <w:r>
-        <w:t xml:space="preserve"> </w:t>
-      </w:r>
-      <w:r>
-        <w:t xml:space="preserve">3. (High) Critique one line of the agreement, propose a rewrite the class can vote on, and sign the version the class settles on.</w:t>
+    </w:p>
+    <w:p>
+      <w:pPr>
+        <w:numPr>
+          <w:ilvl w:val="0"/>
+          <w:numId w:val="1002"/>
+        </w:numPr>
+        <w:pStyle w:val="Compact"/>
+      </w:pPr>
+      <w:r>
+        <w:t xml:space="preserve">(Low) After reading the Room and Lab Agreement, explain any one of its eight sections in their own words and state what happens when it is broken.</w:t>
+      </w:r>
+    </w:p>
+    <w:p>
+      <w:pPr>
+        <w:numPr>
+          <w:ilvl w:val="0"/>
+          <w:numId w:val="1002"/>
+        </w:numPr>
+        <w:pStyle w:val="Compact"/>
+      </w:pPr>
+      <w:r>
+        <w:t xml:space="preserve">(Mid) Compare the agreement to the team norms from Lesson 0.4 and identify one norm the agreement already covers and one it does not.</w:t>
+      </w:r>
+    </w:p>
+    <w:p>
+      <w:pPr>
+        <w:numPr>
+          <w:ilvl w:val="0"/>
+          <w:numId w:val="1002"/>
+        </w:numPr>
+        <w:pStyle w:val="Compact"/>
+      </w:pPr>
+      <w:r>
+        <w:t xml:space="preserve">(High) Critique one line of the agreement, propose a rewrite the class can vote on, and sign the version the class settles on.</w:t>
       </w:r>
     </w:p>
     <w:p>
@@ -287,7 +305,7 @@
       <w:pPr>
         <w:numPr>
           <w:ilvl w:val="0"/>
-          <w:numId w:val="1002"/>
+          <w:numId w:val="1003"/>
         </w:numPr>
         <w:pStyle w:val="Compact"/>
       </w:pPr>
@@ -314,7 +332,7 @@
       <w:pPr>
         <w:numPr>
           <w:ilvl w:val="0"/>
-          <w:numId w:val="1002"/>
+          <w:numId w:val="1003"/>
         </w:numPr>
         <w:pStyle w:val="Compact"/>
       </w:pPr>
@@ -326,7 +344,7 @@
       <w:pPr>
         <w:numPr>
           <w:ilvl w:val="0"/>
-          <w:numId w:val="1002"/>
+          <w:numId w:val="1003"/>
         </w:numPr>
         <w:pStyle w:val="Compact"/>
       </w:pPr>
@@ -347,7 +365,7 @@
       <w:pPr>
         <w:numPr>
           <w:ilvl w:val="0"/>
-          <w:numId w:val="1002"/>
+          <w:numId w:val="1003"/>
         </w:numPr>
         <w:pStyle w:val="Compact"/>
       </w:pPr>
@@ -368,7 +386,7 @@
       <w:pPr>
         <w:numPr>
           <w:ilvl w:val="0"/>
-          <w:numId w:val="1002"/>
+          <w:numId w:val="1003"/>
         </w:numPr>
         <w:pStyle w:val="Compact"/>
       </w:pPr>
@@ -389,7 +407,7 @@
       <w:pPr>
         <w:numPr>
           <w:ilvl w:val="0"/>
-          <w:numId w:val="1002"/>
+          <w:numId w:val="1003"/>
         </w:numPr>
         <w:pStyle w:val="Compact"/>
       </w:pPr>
@@ -401,7 +419,7 @@
       <w:pPr>
         <w:numPr>
           <w:ilvl w:val="0"/>
-          <w:numId w:val="1002"/>
+          <w:numId w:val="1003"/>
         </w:numPr>
         <w:pStyle w:val="Compact"/>
       </w:pPr>
@@ -855,49 +873,85 @@
       <w:r>
         <w:t xml:space="preserve">Monitor understanding:</w:t>
       </w:r>
-      <w:r>
-        <w:t xml:space="preserve"> </w:t>
-      </w:r>
-      <w:r>
-        <w:t xml:space="preserve">- What is the first thing you do when the lights blink?</w:t>
-      </w:r>
-      <w:r>
-        <w:t xml:space="preserve"> </w:t>
-      </w:r>
-      <w:r>
-        <w:t xml:space="preserve">- Which section says what happens when you break a rule? What is the first thing that happens?</w:t>
-      </w:r>
-      <w:r>
-        <w:t xml:space="preserve"> </w:t>
-      </w:r>
-      <w:r>
-        <w:t xml:space="preserve">- Which food is off the list in this room this year, and why?</w:t>
-      </w:r>
-    </w:p>
-    <w:p>
-      <w:pPr>
-        <w:pStyle w:val="BodyText"/>
+    </w:p>
+    <w:p>
+      <w:pPr>
+        <w:numPr>
+          <w:ilvl w:val="0"/>
+          <w:numId w:val="1004"/>
+        </w:numPr>
+        <w:pStyle w:val="Compact"/>
+      </w:pPr>
+      <w:r>
+        <w:t xml:space="preserve">What is the first thing you do when the lights blink?</w:t>
+      </w:r>
+    </w:p>
+    <w:p>
+      <w:pPr>
+        <w:numPr>
+          <w:ilvl w:val="0"/>
+          <w:numId w:val="1004"/>
+        </w:numPr>
+        <w:pStyle w:val="Compact"/>
+      </w:pPr>
+      <w:r>
+        <w:t xml:space="preserve">Which section says what happens when you break a rule? What is the first thing that happens?</w:t>
+      </w:r>
+    </w:p>
+    <w:p>
+      <w:pPr>
+        <w:numPr>
+          <w:ilvl w:val="0"/>
+          <w:numId w:val="1004"/>
+        </w:numPr>
+        <w:pStyle w:val="Compact"/>
+      </w:pPr>
+      <w:r>
+        <w:t xml:space="preserve">Which food is off the list in this room this year, and why?</w:t>
+      </w:r>
+    </w:p>
+    <w:p>
+      <w:pPr>
+        <w:pStyle w:val="FirstParagraph"/>
       </w:pPr>
       <w:r>
         <w:t xml:space="preserve">Deepen learning:</w:t>
       </w:r>
-      <w:r>
-        <w:t xml:space="preserve"> </w:t>
-      </w:r>
-      <w:r>
-        <w:t xml:space="preserve">- Why do I sign this too? What could you hold me to?</w:t>
-      </w:r>
-      <w:r>
-        <w:t xml:space="preserve"> </w:t>
-      </w:r>
-      <w:r>
-        <w:t xml:space="preserve">- Your table’s rewrite got voted down. Does the rule still apply to you? Why?</w:t>
-      </w:r>
-      <w:r>
-        <w:t xml:space="preserve"> </w:t>
-      </w:r>
-      <w:r>
-        <w:t xml:space="preserve">- What is the difference between the team norms you wrote yesterday and the agreement you signed today? Which one is easier to break?</w:t>
+    </w:p>
+    <w:p>
+      <w:pPr>
+        <w:numPr>
+          <w:ilvl w:val="0"/>
+          <w:numId w:val="1005"/>
+        </w:numPr>
+        <w:pStyle w:val="Compact"/>
+      </w:pPr>
+      <w:r>
+        <w:t xml:space="preserve">Why do I sign this too? What could you hold me to?</w:t>
+      </w:r>
+    </w:p>
+    <w:p>
+      <w:pPr>
+        <w:numPr>
+          <w:ilvl w:val="0"/>
+          <w:numId w:val="1005"/>
+        </w:numPr>
+        <w:pStyle w:val="Compact"/>
+      </w:pPr>
+      <w:r>
+        <w:t xml:space="preserve">Your table’s rewrite got voted down. Does the rule still apply to you? Why?</w:t>
+      </w:r>
+    </w:p>
+    <w:p>
+      <w:pPr>
+        <w:numPr>
+          <w:ilvl w:val="0"/>
+          <w:numId w:val="1005"/>
+        </w:numPr>
+        <w:pStyle w:val="Compact"/>
+      </w:pPr>
+      <w:r>
+        <w:t xml:space="preserve">What is the difference between the team norms you wrote yesterday and the agreement you signed today? Which one is easier to break?</w:t>
       </w:r>
     </w:p>
     <w:p>
@@ -1046,7 +1100,7 @@
       <w:pPr>
         <w:numPr>
           <w:ilvl w:val="0"/>
-          <w:numId w:val="1003"/>
+          <w:numId w:val="1006"/>
         </w:numPr>
         <w:pStyle w:val="Compact"/>
       </w:pPr>
@@ -1095,7 +1149,7 @@
       <w:pPr>
         <w:numPr>
           <w:ilvl w:val="0"/>
-          <w:numId w:val="1003"/>
+          <w:numId w:val="1006"/>
         </w:numPr>
         <w:pStyle w:val="Compact"/>
       </w:pPr>
@@ -1107,7 +1161,7 @@
       <w:pPr>
         <w:numPr>
           <w:ilvl w:val="0"/>
-          <w:numId w:val="1003"/>
+          <w:numId w:val="1006"/>
         </w:numPr>
         <w:pStyle w:val="Compact"/>
       </w:pPr>
@@ -1119,7 +1173,7 @@
       <w:pPr>
         <w:numPr>
           <w:ilvl w:val="0"/>
-          <w:numId w:val="1003"/>
+          <w:numId w:val="1006"/>
         </w:numPr>
         <w:pStyle w:val="Compact"/>
       </w:pPr>
@@ -1131,7 +1185,7 @@
       <w:pPr>
         <w:numPr>
           <w:ilvl w:val="0"/>
-          <w:numId w:val="1003"/>
+          <w:numId w:val="1006"/>
         </w:numPr>
         <w:pStyle w:val="Compact"/>
       </w:pPr>
@@ -1143,7 +1197,7 @@
       <w:pPr>
         <w:numPr>
           <w:ilvl w:val="0"/>
-          <w:numId w:val="1003"/>
+          <w:numId w:val="1006"/>
         </w:numPr>
         <w:pStyle w:val="Compact"/>
       </w:pPr>
@@ -1470,7 +1524,7 @@
       <w:pPr>
         <w:numPr>
           <w:ilvl w:val="0"/>
-          <w:numId w:val="1004"/>
+          <w:numId w:val="1007"/>
         </w:numPr>
         <w:pStyle w:val="Compact"/>
       </w:pPr>
@@ -1494,7 +1548,7 @@
       <w:pPr>
         <w:numPr>
           <w:ilvl w:val="0"/>
-          <w:numId w:val="1004"/>
+          <w:numId w:val="1007"/>
         </w:numPr>
         <w:pStyle w:val="Compact"/>
       </w:pPr>
@@ -1518,7 +1572,7 @@
       <w:pPr>
         <w:numPr>
           <w:ilvl w:val="0"/>
-          <w:numId w:val="1004"/>
+          <w:numId w:val="1007"/>
         </w:numPr>
         <w:pStyle w:val="Compact"/>
       </w:pPr>
@@ -1530,7 +1584,7 @@
       <w:pPr>
         <w:numPr>
           <w:ilvl w:val="0"/>
-          <w:numId w:val="1004"/>
+          <w:numId w:val="1007"/>
         </w:numPr>
         <w:pStyle w:val="Compact"/>
       </w:pPr>
@@ -1551,7 +1605,7 @@
       <w:pPr>
         <w:numPr>
           <w:ilvl w:val="0"/>
-          <w:numId w:val="1004"/>
+          <w:numId w:val="1007"/>
         </w:numPr>
         <w:pStyle w:val="Compact"/>
       </w:pPr>
@@ -1645,7 +1699,7 @@
       <w:pPr>
         <w:numPr>
           <w:ilvl w:val="0"/>
-          <w:numId w:val="1005"/>
+          <w:numId w:val="1008"/>
         </w:numPr>
         <w:pStyle w:val="Compact"/>
       </w:pPr>
@@ -1657,7 +1711,7 @@
       <w:pPr>
         <w:numPr>
           <w:ilvl w:val="0"/>
-          <w:numId w:val="1005"/>
+          <w:numId w:val="1008"/>
         </w:numPr>
         <w:pStyle w:val="Compact"/>
       </w:pPr>
@@ -1684,7 +1738,7 @@
       <w:pPr>
         <w:numPr>
           <w:ilvl w:val="0"/>
-          <w:numId w:val="1005"/>
+          <w:numId w:val="1008"/>
         </w:numPr>
         <w:pStyle w:val="Compact"/>
       </w:pPr>
@@ -1732,7 +1786,7 @@
       <w:pPr>
         <w:numPr>
           <w:ilvl w:val="0"/>
-          <w:numId w:val="1005"/>
+          <w:numId w:val="1008"/>
         </w:numPr>
         <w:pStyle w:val="Compact"/>
       </w:pPr>
@@ -1744,7 +1798,7 @@
       <w:pPr>
         <w:numPr>
           <w:ilvl w:val="0"/>
-          <w:numId w:val="1005"/>
+          <w:numId w:val="1008"/>
         </w:numPr>
         <w:pStyle w:val="Compact"/>
       </w:pPr>
@@ -1783,7 +1837,7 @@
       <w:pPr>
         <w:numPr>
           <w:ilvl w:val="0"/>
-          <w:numId w:val="1005"/>
+          <w:numId w:val="1008"/>
         </w:numPr>
         <w:pStyle w:val="Compact"/>
       </w:pPr>
@@ -2076,6 +2130,118 @@
       </w:pPr>
     </w:lvl>
   </w:abstractNum>
+  <w:abstractNum w:abstractNumId="99411">
+    <w:nsid w:val="71315dca"/>
+    <w:multiLevelType w:val="multilevel"/>
+    <w:lvl w:ilvl="0">
+      <w:start w:val="1"/>
+      <w:numFmt w:val="decimal"/>
+      <w:lvlText w:val="%1."/>
+      <w:lvlJc w:val="left"/>
+      <w:pPr>
+        <w:tabs>
+          <w:tab w:val="num" w:pos="0"/>
+        </w:tabs>
+        <w:ind w:left="480" w:hanging="480"/>
+      </w:pPr>
+    </w:lvl>
+    <w:lvl w:ilvl="1">
+      <w:start w:val="1"/>
+      <w:numFmt w:val="decimal"/>
+      <w:lvlText w:val="%2."/>
+      <w:lvlJc w:val="left"/>
+      <w:pPr>
+        <w:tabs>
+          <w:tab w:val="num" w:pos="720"/>
+        </w:tabs>
+        <w:ind w:left="1200" w:hanging="480"/>
+      </w:pPr>
+    </w:lvl>
+    <w:lvl w:ilvl="2">
+      <w:start w:val="1"/>
+      <w:numFmt w:val="decimal"/>
+      <w:lvlText w:val="%3."/>
+      <w:lvlJc w:val="left"/>
+      <w:pPr>
+        <w:tabs>
+          <w:tab w:val="num" w:pos="1440"/>
+        </w:tabs>
+        <w:ind w:left="1920" w:hanging="480"/>
+      </w:pPr>
+    </w:lvl>
+    <w:lvl w:ilvl="3">
+      <w:start w:val="1"/>
+      <w:numFmt w:val="decimal"/>
+      <w:lvlText w:val="%4."/>
+      <w:lvlJc w:val="left"/>
+      <w:pPr>
+        <w:tabs>
+          <w:tab w:val="num" w:pos="2160"/>
+        </w:tabs>
+        <w:ind w:left="2640" w:hanging="480"/>
+      </w:pPr>
+    </w:lvl>
+    <w:lvl w:ilvl="4">
+      <w:start w:val="1"/>
+      <w:numFmt w:val="decimal"/>
+      <w:lvlText w:val="%5."/>
+      <w:lvlJc w:val="left"/>
+      <w:pPr>
+        <w:tabs>
+          <w:tab w:val="num" w:pos="2880"/>
+        </w:tabs>
+        <w:ind w:left="3360" w:hanging="480"/>
+      </w:pPr>
+    </w:lvl>
+    <w:lvl w:ilvl="5">
+      <w:start w:val="1"/>
+      <w:numFmt w:val="decimal"/>
+      <w:lvlText w:val="%6."/>
+      <w:lvlJc w:val="left"/>
+      <w:pPr>
+        <w:tabs>
+          <w:tab w:val="num" w:pos="3600"/>
+        </w:tabs>
+        <w:ind w:left="4080" w:hanging="480"/>
+      </w:pPr>
+    </w:lvl>
+    <w:lvl w:ilvl="6">
+      <w:start w:val="1"/>
+      <w:numFmt w:val="decimal"/>
+      <w:lvlText w:val="%7."/>
+      <w:lvlJc w:val="left"/>
+      <w:pPr>
+        <w:tabs>
+          <w:tab w:val="num" w:pos="4320"/>
+        </w:tabs>
+        <w:ind w:left="4800" w:hanging="480"/>
+      </w:pPr>
+    </w:lvl>
+    <w:lvl w:ilvl="7">
+      <w:start w:val="1"/>
+      <w:numFmt w:val="decimal"/>
+      <w:lvlText w:val="%8."/>
+      <w:lvlJc w:val="left"/>
+      <w:pPr>
+        <w:tabs>
+          <w:tab w:val="num" w:pos="5040"/>
+        </w:tabs>
+        <w:ind w:left="5520" w:hanging="480"/>
+      </w:pPr>
+    </w:lvl>
+    <w:lvl w:ilvl="8">
+      <w:start w:val="1"/>
+      <w:numFmt w:val="decimal"/>
+      <w:lvlText w:val="%9."/>
+      <w:lvlJc w:val="left"/>
+      <w:pPr>
+        <w:tabs>
+          <w:tab w:val="num" w:pos="5760"/>
+        </w:tabs>
+        <w:ind w:left="6240" w:hanging="480"/>
+      </w:pPr>
+    </w:lvl>
+  </w:abstractNum>
   <w:num w:numId="1000">
     <w:abstractNumId w:val="990"/>
   </w:num>
@@ -2083,7 +2249,34 @@
     <w:abstractNumId w:val="991"/>
   </w:num>
   <w:num w:numId="1002">
-    <w:abstractNumId w:val="991"/>
+    <w:abstractNumId w:val="99411"/>
+    <w:lvlOverride w:ilvl="0">
+      <w:startOverride w:val="1"/>
+    </w:lvlOverride>
+    <w:lvlOverride w:ilvl="1">
+      <w:startOverride w:val="1"/>
+    </w:lvlOverride>
+    <w:lvlOverride w:ilvl="2">
+      <w:startOverride w:val="1"/>
+    </w:lvlOverride>
+    <w:lvlOverride w:ilvl="3">
+      <w:startOverride w:val="1"/>
+    </w:lvlOverride>
+    <w:lvlOverride w:ilvl="4">
+      <w:startOverride w:val="1"/>
+    </w:lvlOverride>
+    <w:lvlOverride w:ilvl="5">
+      <w:startOverride w:val="1"/>
+    </w:lvlOverride>
+    <w:lvlOverride w:ilvl="6">
+      <w:startOverride w:val="1"/>
+    </w:lvlOverride>
+    <w:lvlOverride w:ilvl="7">
+      <w:startOverride w:val="1"/>
+    </w:lvlOverride>
+    <w:lvlOverride w:ilvl="8">
+      <w:startOverride w:val="1"/>
+    </w:lvlOverride>
   </w:num>
   <w:num w:numId="1003">
     <w:abstractNumId w:val="991"/>
@@ -2092,6 +2285,15 @@
     <w:abstractNumId w:val="991"/>
   </w:num>
   <w:num w:numId="1005">
+    <w:abstractNumId w:val="991"/>
+  </w:num>
+  <w:num w:numId="1006">
+    <w:abstractNumId w:val="991"/>
+  </w:num>
+  <w:num w:numId="1007">
+    <w:abstractNumId w:val="991"/>
+  </w:num>
+  <w:num w:numId="1008">
     <w:abstractNumId w:val="991"/>
   </w:num>
 </w:numbering>

--- a/downloads/teacher/04 Units/Unit 00 - Launch - Welcome to the FACS Room/Lesson 00.05 - The Room and Lab Agreement and Pre-Assessment.docx
+++ b/downloads/teacher/04 Units/Unit 00 - Launch - Welcome to the FACS Room/Lesson 00.05 - The Room and Lab Agreement and Pre-Assessment.docx
@@ -393,15 +393,6 @@
       <w:r>
         <w:t xml:space="preserve">The class allergy list from the nurse</w:t>
       </w:r>
-      <w:r>
-        <w:t xml:space="preserve"> </w:t>
-      </w:r>
-      <w:r>
-        <w:rPr>
-          <w:rStyle w:val="TeacherNote"/>
-        </w:rPr>
-        <w:t xml:space="preserve">[Sal: get it before today; the allergy line of the agreement is read against the real list]</w:t>
-      </w:r>
     </w:p>
     <w:p>
       <w:pPr>
@@ -424,22 +415,7 @@
         <w:pStyle w:val="Compact"/>
       </w:pPr>
       <w:r>
-        <w:t xml:space="preserve">Setup notes: print the agreement with your school’s phone policy filled in</w:t>
-      </w:r>
-      <w:r>
-        <w:t xml:space="preserve"> </w:t>
-      </w:r>
-      <w:r>
-        <w:rPr>
-          <w:rStyle w:val="TeacherNote"/>
-        </w:rPr>
-        <w:t xml:space="preserve">[Sal: the phone section has a bracket for it].</w:t>
-      </w:r>
-      <w:r>
-        <w:t xml:space="preserve"> </w:t>
-      </w:r>
-      <w:r>
-        <w:t xml:space="preserve">Print the pre-assessment separately and keep it face down until Step 4. Write the do now on the board. The five-step poster and the reset cue time from day 2 are on the wall.</w:t>
+        <w:t xml:space="preserve">Setup notes: print the agreement with your school’s phone policy filled in. Print the pre-assessment separately and keep it face down until Step 4. Write the do now on the board. The five-step poster and the reset cue time from day 2 are on the wall.</w:t>
       </w:r>
     </w:p>
     <w:p>
@@ -1105,22 +1081,7 @@
         <w:pStyle w:val="Compact"/>
       </w:pPr>
       <w:r>
-        <w:t xml:space="preserve">ELL: the agreement’s student language is at grade 6 and every section has an icon; the note line at the bottom in Turkish, Portuguese, and Spanish explains what the paper is and what the signature means</w:t>
-      </w:r>
-      <w:r>
-        <w:t xml:space="preserve"> </w:t>
-      </w:r>
-      <w:r>
-        <w:rPr>
-          <w:rStyle w:val="TeacherNote"/>
-        </w:rPr>
-        <w:t xml:space="preserve">[check with a native speaker];</w:t>
-      </w:r>
-      <w:r>
-        <w:t xml:space="preserve"> </w:t>
-      </w:r>
-      <w:r>
-        <w:t xml:space="preserve">a student may read their table’s section with a partner in their home language first; the pre-assessment allows a bilingual dictionary and can be read aloud in a small group; sentence starter for the rewrite: "Change</w:t>
+        <w:t xml:space="preserve">ELL: the agreement’s student language is at grade 6 and every section has an icon; the note line at the bottom in Turkish, Portuguese, and Spanish explains what the paper is and what the signature means; a student may read their table’s section with a partner in their home language first; the pre-assessment allows a bilingual dictionary and can be read aloud in a small group; sentence starter for the rewrite: "Change</w:t>
       </w:r>
       <w:r>
         <w:t xml:space="preserve"> </w:t>
@@ -1492,22 +1453,7 @@
         <w:pStyle w:val="FirstParagraph"/>
       </w:pPr>
       <w:r>
-        <w:t xml:space="preserve">Inside the building: the nurse (the allergy list and a two-minute visit to say where the nurse’s office is); FACS gives the nurse a class that knows the allergy rule before any food is served, and gets the list and a second adult voice. The office</w:t>
-      </w:r>
-      <w:r>
-        <w:t xml:space="preserve"> </w:t>
-      </w:r>
-      <w:r>
-        <w:rPr>
-          <w:rStyle w:val="TeacherNote"/>
-        </w:rPr>
-        <w:t xml:space="preserve">[Sal: whoever holds your school’s phone policy],</w:t>
-      </w:r>
-      <w:r>
-        <w:t xml:space="preserve"> </w:t>
-      </w:r>
-      <w:r>
-        <w:t xml:space="preserve">so the phone section matches the building. Community: families, through the take-home copy; FACS gives them a one-page picture of how the room runs, and gets a signature that makes the phone and food rules easier to hold all year.</w:t>
+        <w:t xml:space="preserve">Inside the building: the nurse (the allergy list and a two-minute visit to say where the nurse’s office is); FACS gives the nurse a class that knows the allergy rule before any food is served, and gets the list and a second adult voice. The office, so the phone section matches the building. Community: families, through the take-home copy; FACS gives them a one-page picture of how the room runs, and gets a signature that makes the phone and food rules easier to hold all year.</w:t>
       </w:r>
     </w:p>
     <w:p>
@@ -1589,16 +1535,7 @@
         <w:pStyle w:val="Compact"/>
       </w:pPr>
       <w:r>
-        <w:t xml:space="preserve">Sal’s own materials: the signed Room and Lab Agreement, the reset cue, the role cards, the zero-knife and pre-cooked-meat rules, and the Halal accommodation planning from his Brentwood lab packages (</w:t>
-      </w:r>
-      <w:r>
-        <w:rPr>
-          <w:rStyle w:val="VerbatimChar"/>
-        </w:rPr>
-        <w:t xml:space="preserve">01 Source Analysis/Brentwood Work and Simulations.md</w:t>
-      </w:r>
-      <w:r>
-        <w:t xml:space="preserve">, sections 2 and 6). His Brentwood kitchen safety exam and contract live in OneDrive and were not available; the agreement is written fresh.</w:t>
+        <w:t xml:space="preserve">My own materials: the signed Room and Lab Agreement, the reset cue, the role cards, the zero-knife and pre-cooked-meat rules, and the Halal accommodation planning from my lab packages (sections 2 and 6). The agreement is written fresh.</w:t>
       </w:r>
     </w:p>
     <w:p>
@@ -1792,45 +1729,6 @@
       </w:pPr>
       <w:r>
         <w:t xml:space="preserve">The family line is optional on purpose. A student whose family cannot or will not sign loses nothing.</w:t>
-      </w:r>
-    </w:p>
-    <w:p>
-      <w:pPr>
-        <w:numPr>
-          <w:ilvl w:val="0"/>
-          <w:numId w:val="1008"/>
-        </w:numPr>
-        <w:pStyle w:val="Compact"/>
-      </w:pPr>
-      <w:r>
-        <w:rPr>
-          <w:rStyle w:val="TeacherNote"/>
-        </w:rPr>
-        <w:t xml:space="preserve">[Sal: your Brentwood room had Halal students and a nut-free rule. Read the allergy line against the real nurse’s list and name the foods; a general line (</w:t>
-      </w:r>
-      <w:r>
-        <w:rPr>
-          <w:rStyle w:val="TeacherNote"/>
-        </w:rPr>
-        <w:t xml:space="preserve">“</w:t>
-      </w:r>
-      <w:r>
-        <w:rPr>
-          <w:rStyle w:val="TeacherNote"/>
-        </w:rPr>
-        <w:t xml:space="preserve">we respect allergies</w:t>
-      </w:r>
-      <w:r>
-        <w:rPr>
-          <w:rStyle w:val="TeacherNote"/>
-        </w:rPr>
-        <w:t xml:space="preserve">”</w:t>
-      </w:r>
-      <w:r>
-        <w:rPr>
-          <w:rStyle w:val="TeacherNote"/>
-        </w:rPr>
-        <w:t xml:space="preserve">) does nothing on lab day.]</w:t>
       </w:r>
     </w:p>
     <w:p>
